--- a/files/제120편 미가엘의 유란시아 증여.docx
+++ b/files/제120편 미가엘의 유란시아 증여.docx
@@ -1093,6 +1093,20 @@
           <w:sz w:val="22"/>
           <w:szCs w:val="22"/>
         </w:rPr>
+        <w:t xml:space="preserve">다섯째부터 일곱째 당부는 이 삶의 방향을 정합니다. 그는 먼저 인간의 영적 본성을 해방하고, 어두워진 지성을 밝히고, 오래 묵은 두려움에서 마음을 풀어 준 다음에야 육신의 안녕을 돌보는 교사가 되어야 했습니다(120:2.5). 또 유한 창조체의 뜻과 무한 창조주의 뜻이 그의 삶에서 하나가 되어야 했습니다(120:2.6). 그의 삶은 당대 사람들이나 뒤이은 세대가 흉내 낼 본보기가 아니라, 온 네바돈의 모든 세계와 모든 시대에 영감을 주는 삶이어야 했습니다(120:2.7).</w:t>
+      </w:r>
+    </w:p>
+    <w:p>
+      <w:pPr>
+        <w:spacing w:after="0" w:before="130" w:beforeLines="50" w:line="240" w:lineRule="auto"/>
+        <w:jc w:val="both"/>
+      </w:pPr>
+      <w:r>
+        <w:rPr>
+          <w:rFonts w:ascii="함초롬바탕" w:cs="함초롬바탕" w:eastAsia="함초롬바탕" w:hAnsi="함초롬바탕"/>
+          <w:sz w:val="22"/>
+          <w:szCs w:val="22"/>
+        </w:rPr>
         <w:t xml:space="preserve">여덟째 당부는 이 증여의 핵심을 보여 줍니다. 짧은 육신의 생애 안에서 하나님이 사람을 찾고 발견하는 일과, 사람이 하나님을 찾고 발견하는 일을 함께 이루어 보이라는 것입니다(120:2.8). 아홉째 당부는 그가 실제로는 평범한 사람이지만 잠재적으로는 여전히 창조자 아들이므로, 초인간적 성취의 의지를 삼가라고 경고합니다(120:2.9).</w:t>
       </w:r>
     </w:p>
@@ -1745,6 +1759,20 @@
           <w:szCs w:val="12"/>
         </w:rPr>
         <w:t xml:space="preserve"/>
+      </w:r>
+    </w:p>
+    <w:p>
+      <w:pPr>
+        <w:spacing w:after="0" w:before="130" w:beforeLines="50" w:line="240" w:lineRule="auto"/>
+        <w:jc w:val="both"/>
+      </w:pPr>
+      <w:r>
+        <w:rPr>
+          <w:rFonts w:ascii="함초롬바탕" w:cs="함초롬바탕" w:eastAsia="함초롬바탕" w:hAnsi="함초롬바탕"/>
+          <w:sz w:val="22"/>
+          <w:szCs w:val="22"/>
+        </w:rPr>
+        <w:t xml:space="preserve">이 충고들은 예수의 삶이 어떤 틀에 갇히지 않게 하려는 것이었습니다. 그는 정치와 경제의 얽매임을 피하고, 인종들의 정상적 진화에 간섭하지 않되, 긍정적 종교 윤리를 남기는 일은 자유로웠습니다(120:3.4-3.5). 글이나 형상을 남기지 말라는 충고는 훗날 그것이 우상 숭배의 대상이 될 가능성을 막기 위한 것이었습니다(120:3.7). 나머지 모든 세부는 내주하는 조절자와 신성한 영, 그리고 자라나는 인간 마음의 판단에 맡겨졌습니다. 그 결과는 어느 한 세대의 눈에는 완전해 보이지 않더라도, 완전한 세계들에서 보면 최상으로 충만한 생애가 될 것이었습니다(120:3.9).</w:t>
       </w:r>
     </w:p>
     <w:p>
